--- a/UK-Restaurant-Tracker-Methodology-Spec-V3.docx
+++ b/UK-Restaurant-Tracker-Methodology-Spec-V3.docx
@@ -11,24 +11,14 @@
       </w:r>
     </w:p>
     <w:p>
-      <w:r/>
       <w:r>
-        <w:rPr>
-          <w:i/>
-        </w:rPr>
-        <w:t>DayDine RCS (Restaurant Confidence Score) — Version 3.1</w:t>
+        <w:t>*DayDine RCS (Restaurant Confidence Score) — Version 3.2*</w:t>
       </w:r>
-      <w:r/>
     </w:p>
     <w:p>
-      <w:r/>
       <w:r>
-        <w:rPr>
-          <w:i/>
-        </w:rPr>
-        <w:t>Last updated: 31 March 2026</w:t>
+        <w:t>*Last updated: 31 March 2026*</w:t>
       </w:r>
-      <w:r/>
     </w:p>
     <w:p>
       <w:r>
@@ -161,7 +151,6 @@
       <w:tblPr>
         <w:tblStyle w:val="LightGrid-Accent1"/>
         <w:tblW w:type="auto" w:w="0"/>
-        <w:jc w:val="left"/>
         <w:tblLook w:firstColumn="1" w:firstRow="1" w:lastColumn="0" w:lastRow="0" w:noHBand="0" w:noVBand="1" w:val="04A0"/>
       </w:tblPr>
       <w:tblGrid>
@@ -301,7 +290,6 @@
       <w:tblPr>
         <w:tblStyle w:val="LightGrid-Accent1"/>
         <w:tblW w:type="auto" w:w="0"/>
-        <w:jc w:val="left"/>
         <w:tblLook w:firstColumn="1" w:firstRow="1" w:lastColumn="0" w:lastRow="0" w:noHBand="0" w:noVBand="1" w:val="04A0"/>
       </w:tblPr>
       <w:tblGrid>
@@ -650,7 +638,6 @@
       <w:tblPr>
         <w:tblStyle w:val="LightGrid-Accent1"/>
         <w:tblW w:type="auto" w:w="0"/>
-        <w:jc w:val="left"/>
         <w:tblLook w:firstColumn="1" w:firstRow="1" w:lastColumn="0" w:lastRow="0" w:noHBand="0" w:noVBand="1" w:val="04A0"/>
       </w:tblPr>
       <w:tblGrid>
@@ -1013,7 +1000,6 @@
       <w:tblPr>
         <w:tblStyle w:val="LightGrid-Accent1"/>
         <w:tblW w:type="auto" w:w="0"/>
-        <w:jc w:val="left"/>
         <w:tblLook w:firstColumn="1" w:firstRow="1" w:lastColumn="0" w:lastRow="0" w:noHBand="0" w:noVBand="1" w:val="04A0"/>
       </w:tblPr>
       <w:tblGrid>
@@ -1552,7 +1538,6 @@
       <w:tblPr>
         <w:tblStyle w:val="LightGrid-Accent1"/>
         <w:tblW w:type="auto" w:w="0"/>
-        <w:jc w:val="left"/>
         <w:tblLook w:firstColumn="1" w:firstRow="1" w:lastColumn="0" w:lastRow="0" w:noHBand="0" w:noVBand="1" w:val="04A0"/>
       </w:tblPr>
       <w:tblGrid>
@@ -1912,9 +1897,6 @@
       <w:r/>
     </w:p>
     <w:p>
-      <w:pPr>
-        <w:ind w:left="432"/>
-      </w:pPr>
       <w:r>
         <w:rPr>
           <w:rFonts w:ascii="Consolas" w:hAnsi="Consolas"/>
@@ -1982,7 +1964,6 @@
       <w:tblPr>
         <w:tblStyle w:val="LightGrid-Accent1"/>
         <w:tblW w:type="auto" w:w="0"/>
-        <w:jc w:val="left"/>
         <w:tblLook w:firstColumn="1" w:firstRow="1" w:lastColumn="0" w:lastRow="0" w:noHBand="0" w:noVBand="1" w:val="04A0"/>
       </w:tblPr>
       <w:tblGrid>
@@ -2448,7 +2429,6 @@
       <w:tblPr>
         <w:tblStyle w:val="LightGrid-Accent1"/>
         <w:tblW w:type="auto" w:w="0"/>
-        <w:jc w:val="left"/>
         <w:tblLook w:firstColumn="1" w:firstRow="1" w:lastColumn="0" w:lastRow="0" w:noHBand="0" w:noVBand="1" w:val="04A0"/>
       </w:tblPr>
       <w:tblGrid>
@@ -2784,7 +2764,6 @@
       <w:tblPr>
         <w:tblStyle w:val="LightGrid-Accent1"/>
         <w:tblW w:type="auto" w:w="0"/>
-        <w:jc w:val="left"/>
         <w:tblLook w:firstColumn="1" w:firstRow="1" w:lastColumn="0" w:lastRow="0" w:noHBand="0" w:noVBand="1" w:val="04A0"/>
       </w:tblPr>
       <w:tblGrid>
@@ -3128,7 +3107,6 @@
       <w:tblPr>
         <w:tblStyle w:val="LightGrid-Accent1"/>
         <w:tblW w:type="auto" w:w="0"/>
-        <w:jc w:val="left"/>
         <w:tblLook w:firstColumn="1" w:firstRow="1" w:lastColumn="0" w:lastRow="0" w:noHBand="0" w:noVBand="1" w:val="04A0"/>
       </w:tblPr>
       <w:tblGrid>
@@ -3341,7 +3319,6 @@
       <w:tblPr>
         <w:tblStyle w:val="LightGrid-Accent1"/>
         <w:tblW w:type="auto" w:w="0"/>
-        <w:jc w:val="left"/>
         <w:tblLook w:firstColumn="1" w:firstRow="1" w:lastColumn="0" w:lastRow="0" w:noHBand="0" w:noVBand="1" w:val="04A0"/>
       </w:tblPr>
       <w:tblGrid>
@@ -3645,7 +3622,6 @@
       <w:tblPr>
         <w:tblStyle w:val="LightGrid-Accent1"/>
         <w:tblW w:type="auto" w:w="0"/>
-        <w:jc w:val="left"/>
         <w:tblLook w:firstColumn="1" w:firstRow="1" w:lastColumn="0" w:lastRow="0" w:noHBand="0" w:noVBand="1" w:val="04A0"/>
       </w:tblPr>
       <w:tblGrid>
@@ -3938,9 +3914,6 @@
       </w:r>
     </w:p>
     <w:p>
-      <w:pPr>
-        <w:ind w:left="432"/>
-      </w:pPr>
       <w:r>
         <w:rPr>
           <w:rFonts w:ascii="Consolas" w:hAnsi="Consolas"/>
@@ -3989,9 +3962,6 @@
       </w:r>
     </w:p>
     <w:p>
-      <w:pPr>
-        <w:ind w:left="432"/>
-      </w:pPr>
       <w:r>
         <w:rPr>
           <w:rFonts w:ascii="Consolas" w:hAnsi="Consolas"/>
@@ -4023,9 +3993,6 @@
       </w:r>
     </w:p>
     <w:p>
-      <w:pPr>
-        <w:ind w:left="432"/>
-      </w:pPr>
       <w:r>
         <w:rPr>
           <w:rFonts w:ascii="Consolas" w:hAnsi="Consolas"/>
@@ -4149,7 +4116,6 @@
       <w:tblPr>
         <w:tblStyle w:val="LightGrid-Accent1"/>
         <w:tblW w:type="auto" w:w="0"/>
-        <w:jc w:val="left"/>
         <w:tblLook w:firstColumn="1" w:firstRow="1" w:lastColumn="0" w:lastRow="0" w:noHBand="0" w:noVBand="1" w:val="04A0"/>
       </w:tblPr>
       <w:tblGrid>
@@ -4556,7 +4522,6 @@
       <w:tblPr>
         <w:tblStyle w:val="LightGrid-Accent1"/>
         <w:tblW w:type="auto" w:w="0"/>
-        <w:jc w:val="left"/>
         <w:tblLook w:firstColumn="1" w:firstRow="1" w:lastColumn="0" w:lastRow="0" w:noHBand="0" w:noVBand="1" w:val="04A0"/>
       </w:tblPr>
       <w:tblGrid>
@@ -4966,7 +4931,6 @@
       <w:tblPr>
         <w:tblStyle w:val="LightGrid-Accent1"/>
         <w:tblW w:type="auto" w:w="0"/>
-        <w:jc w:val="left"/>
         <w:tblLook w:firstColumn="1" w:firstRow="1" w:lastColumn="0" w:lastRow="0" w:noHBand="0" w:noVBand="1" w:val="04A0"/>
       </w:tblPr>
       <w:tblGrid>
@@ -5241,7 +5205,6 @@
       <w:tblPr>
         <w:tblStyle w:val="LightGrid-Accent1"/>
         <w:tblW w:type="auto" w:w="0"/>
-        <w:jc w:val="left"/>
         <w:tblLook w:firstColumn="1" w:firstRow="1" w:lastColumn="0" w:lastRow="0" w:noHBand="0" w:noVBand="1" w:val="04A0"/>
       </w:tblPr>
       <w:tblGrid>
@@ -5759,7 +5722,6 @@
       <w:tblPr>
         <w:tblStyle w:val="LightGrid-Accent1"/>
         <w:tblW w:type="auto" w:w="0"/>
-        <w:jc w:val="left"/>
         <w:tblLook w:firstColumn="1" w:firstRow="1" w:lastColumn="0" w:lastRow="0" w:noHBand="0" w:noVBand="1" w:val="04A0"/>
       </w:tblPr>
       <w:tblGrid>
@@ -5958,9 +5920,6 @@
       </w:r>
     </w:p>
     <w:p>
-      <w:pPr>
-        <w:ind w:left="432"/>
-      </w:pPr>
       <w:r>
         <w:rPr>
           <w:rFonts w:ascii="Consolas" w:hAnsi="Consolas"/>
@@ -6009,7 +5968,6 @@
       <w:tblPr>
         <w:tblStyle w:val="LightGrid-Accent1"/>
         <w:tblW w:type="auto" w:w="0"/>
-        <w:jc w:val="left"/>
         <w:tblLook w:firstColumn="1" w:firstRow="1" w:lastColumn="0" w:lastRow="0" w:noHBand="0" w:noVBand="1" w:val="04A0"/>
       </w:tblPr>
       <w:tblGrid>
@@ -6299,9 +6257,6 @@
       </w:r>
     </w:p>
     <w:p>
-      <w:pPr>
-        <w:ind w:left="432"/>
-      </w:pPr>
       <w:r>
         <w:rPr>
           <w:rFonts w:ascii="Consolas" w:hAnsi="Consolas"/>
@@ -6572,9 +6527,6 @@
       </w:r>
     </w:p>
     <w:p>
-      <w:pPr>
-        <w:ind w:left="432"/>
-      </w:pPr>
       <w:r>
         <w:rPr>
           <w:rFonts w:ascii="Consolas" w:hAnsi="Consolas"/>
@@ -6607,7 +6559,6 @@
       <w:tblPr>
         <w:tblStyle w:val="LightGrid-Accent1"/>
         <w:tblW w:type="auto" w:w="0"/>
-        <w:jc w:val="left"/>
         <w:tblLook w:firstColumn="1" w:firstRow="1" w:lastColumn="0" w:lastRow="0" w:noHBand="0" w:noVBand="1" w:val="04A0"/>
       </w:tblPr>
       <w:tblGrid>
@@ -6872,24 +6823,14 @@
       </w:r>
     </w:p>
     <w:p>
-      <w:r/>
       <w:r>
-        <w:rPr>
-          <w:i/>
-        </w:rPr>
-        <w:t>This specification is maintained in the DayDine repository at `UK-Restaurant-Tracker-Methodology-Spec-V3.md`.</w:t>
+        <w:t>*This specification is maintained in the DayDine repository at `UK-Restaurant-Tracker-Methodology-Spec-V3.md`.*</w:t>
       </w:r>
-      <w:r/>
     </w:p>
     <w:p>
-      <w:r/>
       <w:r>
-        <w:rPr>
-          <w:i/>
-        </w:rPr>
-        <w:t>The scoring engine implementation is in `rcs_scoring_stratford.py`.</w:t>
+        <w:t>*The scoring engine implementation is in `rcs_scoring_stratford.py`.*</w:t>
       </w:r>
-      <w:r/>
     </w:p>
     <w:sectPr>
       <w:pgSz w:w="12240" w:h="15840"/>
@@ -7264,9 +7205,6 @@
     <w:name w:val="Normal"/>
     <w:qFormat/>
     <w:rsid w:val="00FC693F"/>
-    <w:pPr>
-      <w:spacing w:after="120"/>
-    </w:pPr>
     <w:rPr>
       <w:rFonts w:ascii="Calibri" w:hAnsi="Calibri"/>
       <w:sz w:val="22"/>

--- a/UK-Restaurant-Tracker-Methodology-Spec-V3.docx
+++ b/UK-Restaurant-Tracker-Methodology-Spec-V3.docx
@@ -7,7 +7,7 @@
         <w:pStyle w:val="Title"/>
       </w:pPr>
       <w:r>
-        <w:t>UK Restaurant Tracker — Methodology Specification V3.1</w:t>
+        <w:t>UK Restaurant Tracker — Methodology Specification V3.2 (Corrective)</w:t>
       </w:r>
     </w:p>
     <w:p>
@@ -6552,7 +6552,225 @@
         <w:pStyle w:val="Heading1"/>
       </w:pPr>
       <w:r>
-        <w:t>12. Version History</w:t>
+        <w:t>12. V3.2 Corrective Changes</w:t>
+      </w:r>
+    </w:p>
+    <w:p>
+      <w:r>
+        <w:t>The following changes were made in V3.2 based on external methodology review:</w:t>
+      </w:r>
+    </w:p>
+    <w:p>
+      <w:pPr>
+        <w:pStyle w:val="Heading2"/>
+      </w:pPr>
+      <w:r>
+        <w:t>Removed from active scoring</w:t>
+      </w:r>
+    </w:p>
+    <w:p>
+      <w:pPr>
+        <w:pStyle w:val="ListBullet"/>
+      </w:pPr>
+      <w:r/>
+      <w:r>
+        <w:rPr>
+          <w:b/>
+        </w:rPr>
+        <w:t>Community tier (Tier 7)</w:t>
+      </w:r>
+      <w:r>
+        <w:t>: entirely computed from proxy signals with no observed data. Its 5% weight redistributed to FSA (+2%) and Reputation (+3%).</w:t>
+      </w:r>
+    </w:p>
+    <w:p>
+      <w:pPr>
+        <w:pStyle w:val="ListBullet"/>
+      </w:pPr>
+      <w:r/>
+      <w:r>
+        <w:rPr>
+          <w:b/>
+        </w:rPr>
+        <w:t>SCP (Source Credibility Priors)</w:t>
+      </w:r>
+      <w:r>
+        <w:t>: removed from active weighting logic. SCP values remain documented for reference but do not multiply tier weights.</w:t>
+      </w:r>
+    </w:p>
+    <w:p>
+      <w:pPr>
+        <w:pStyle w:val="ListBullet"/>
+      </w:pPr>
+      <w:r/>
+      <w:r>
+        <w:rPr>
+          <w:b/>
+        </w:rPr>
+        <w:t>Inferred signal discount</w:t>
+      </w:r>
+      <w:r>
+        <w:t>: removed from score computation. Provenance now affects confidence grade only, not the RCS score itself.</w:t>
+      </w:r>
+    </w:p>
+    <w:p>
+      <w:pPr>
+        <w:pStyle w:val="ListBullet"/>
+      </w:pPr>
+      <w:r/>
+      <w:r>
+        <w:rPr>
+          <w:b/>
+        </w:rPr>
+        <w:t>Band calibration curve</w:t>
+      </w:r>
+      <w:r>
+        <w:t>: removed. Scores reflect raw methodology output without artificial compression.</w:t>
+      </w:r>
+    </w:p>
+    <w:p>
+      <w:pPr>
+        <w:pStyle w:val="ListBullet"/>
+      </w:pPr>
+      <w:r/>
+      <w:r>
+        <w:rPr>
+          <w:b/>
+        </w:rPr>
+        <w:t>Upward coverage bonus</w:t>
+      </w:r>
+      <w:r>
+        <w:t>: removed. Only downward penalties remain (for missing FSA or Google).</w:t>
+      </w:r>
+    </w:p>
+    <w:p>
+      <w:pPr>
+        <w:pStyle w:val="Heading2"/>
+      </w:pPr>
+      <w:r>
+        <w:t>Changed in active scoring</w:t>
+      </w:r>
+    </w:p>
+    <w:p>
+      <w:pPr>
+        <w:pStyle w:val="ListBullet"/>
+      </w:pPr>
+      <w:r/>
+      <w:r>
+        <w:rPr>
+          <w:b/>
+        </w:rPr>
+        <w:t>Tier 3 (Online Presence)</w:t>
+      </w:r>
+      <w:r>
+        <w:t xml:space="preserve">: now </w:t>
+      </w:r>
+      <w:r>
+        <w:rPr>
+          <w:b/>
+        </w:rPr>
+        <w:t>TripAdvisor-only</w:t>
+      </w:r>
+      <w:r>
+        <w:t xml:space="preserve"> at 12% weight. Website/Facebook/Instagram moved to profile-completeness confidence layer (not part of headline RCS).</w:t>
+      </w:r>
+    </w:p>
+    <w:p>
+      <w:pPr>
+        <w:pStyle w:val="ListBullet"/>
+      </w:pPr>
+      <w:r/>
+      <w:r>
+        <w:rPr>
+          <w:b/>
+        </w:rPr>
+        <w:t>Tier 6 (Reputation)</w:t>
+      </w:r>
+      <w:r>
+        <w:t>: weight increased 5%→8%. Internal weights rebalanced: Michelin 40%, AA 35%, local awards 25% (was equal thirds).</w:t>
+      </w:r>
+    </w:p>
+    <w:p>
+      <w:pPr>
+        <w:pStyle w:val="ListBullet"/>
+      </w:pPr>
+      <w:r/>
+      <w:r>
+        <w:rPr>
+          <w:b/>
+        </w:rPr>
+        <w:t>Tier 1 (FSA)</w:t>
+      </w:r>
+      <w:r>
+        <w:t>: weight increased 20%→23% (from Tier 7 redistribution).</w:t>
+      </w:r>
+    </w:p>
+    <w:p>
+      <w:pPr>
+        <w:pStyle w:val="ListBullet"/>
+      </w:pPr>
+      <w:r/>
+      <w:r>
+        <w:rPr>
+          <w:b/>
+        </w:rPr>
+        <w:t>Coverage penalty</w:t>
+      </w:r>
+      <w:r>
+        <w:t>: narrowed to FSA/Google gaps only. Missing both = 0.85x, missing FSA = 0.92x, missing Google = 0.95x. No upward bonus.</w:t>
+      </w:r>
+    </w:p>
+    <w:p>
+      <w:pPr>
+        <w:pStyle w:val="ListBullet"/>
+      </w:pPr>
+      <w:r/>
+      <w:r>
+        <w:rPr>
+          <w:b/>
+        </w:rPr>
+        <w:t>Google 45% cross-tier cap</w:t>
+      </w:r>
+      <w:r>
+        <w:t>: now produces an explicit audit trail showing before/after weights and redistribution amounts.</w:t>
+      </w:r>
+    </w:p>
+    <w:p>
+      <w:pPr>
+        <w:pStyle w:val="ListBullet"/>
+      </w:pPr>
+      <w:r/>
+      <w:r>
+        <w:rPr>
+          <w:b/>
+        </w:rPr>
+        <w:t>Tie-breaking</w:t>
+      </w:r>
+      <w:r>
+        <w:t>: scores are raw (ties allowed). Rank breaks ties by signal count, then FSA rating, then alphabetical. No walk-down score manipulation.</w:t>
+      </w:r>
+    </w:p>
+    <w:p>
+      <w:pPr>
+        <w:pStyle w:val="ListBullet"/>
+      </w:pPr>
+      <w:r/>
+      <w:r>
+        <w:rPr>
+          <w:b/>
+        </w:rPr>
+        <w:t>Companies House penalties</w:t>
+      </w:r>
+      <w:r>
+        <w:t>: dissolved = cap 3.0, liquidation = cap 5.0, overdue accounts = -0.5 flat.</w:t>
+      </w:r>
+    </w:p>
+    <w:p>
+      <w:pPr>
+        <w:pStyle w:val="Heading2"/>
+      </w:pPr>
+      <w:r>
+        <w:t>V3.2 Tier Weights (sum = 0.93, normalised at runtime)</w:t>
       </w:r>
     </w:p>
     <w:tbl>
@@ -6577,7 +6795,7 @@
                 <w:b/>
                 <w:sz w:val="18"/>
               </w:rPr>
-              <w:t>Version</w:t>
+              <w:t>Tier</w:t>
             </w:r>
           </w:p>
         </w:tc>
@@ -6591,7 +6809,7 @@
                 <w:b/>
                 <w:sz w:val="18"/>
               </w:rPr>
-              <w:t>Date</w:t>
+              <w:t>Weight</w:t>
             </w:r>
           </w:p>
         </w:tc>
@@ -6605,7 +6823,7 @@
                 <w:b/>
                 <w:sz w:val="18"/>
               </w:rPr>
-              <w:t>Changes</w:t>
+              <w:t>Change from V3.1</w:t>
             </w:r>
           </w:p>
         </w:tc>
@@ -6620,7 +6838,7 @@
               <w:rPr>
                 <w:sz w:val="18"/>
               </w:rPr>
-              <w:t>V1.0</w:t>
+              <w:t>FSA (Tier 1)</w:t>
             </w:r>
           </w:p>
         </w:tc>
@@ -6633,7 +6851,7 @@
               <w:rPr>
                 <w:sz w:val="18"/>
               </w:rPr>
-              <w:t>Feb 2026</w:t>
+              <w:t>23%</w:t>
             </w:r>
           </w:p>
         </w:tc>
@@ -6646,7 +6864,7 @@
               <w:rPr>
                 <w:sz w:val="18"/>
               </w:rPr>
-              <w:t>Initial 5-source scoring engine (restaurant_confidence.py)</w:t>
+              <w:t>+3%</w:t>
             </w:r>
           </w:p>
         </w:tc>
@@ -6661,7 +6879,7 @@
               <w:rPr>
                 <w:sz w:val="18"/>
               </w:rPr>
-              <w:t>V2.0</w:t>
+              <w:t>Google (Tier 2)</w:t>
             </w:r>
           </w:p>
         </w:tc>
@@ -6674,7 +6892,7 @@
               <w:rPr>
                 <w:sz w:val="18"/>
               </w:rPr>
-              <w:t>Mar 2026</w:t>
+              <w:t>25%</w:t>
             </w:r>
           </w:p>
         </w:tc>
@@ -6687,7 +6905,7 @@
               <w:rPr>
                 <w:sz w:val="18"/>
               </w:rPr>
-              <w:t>35 signals, 7 tiers, 0-10 scale, unique rankings, 6 rating bands</w:t>
+              <w:t>—</w:t>
             </w:r>
           </w:p>
         </w:tc>
@@ -6702,7 +6920,7 @@
               <w:rPr>
                 <w:sz w:val="18"/>
               </w:rPr>
-              <w:t>V2.1</w:t>
+              <w:t>Online/TripAdvisor (Tier 3)</w:t>
             </w:r>
           </w:p>
         </w:tc>
@@ -6715,7 +6933,7 @@
               <w:rPr>
                 <w:sz w:val="18"/>
               </w:rPr>
-              <w:t>Mar 2026</w:t>
+              <w:t>12%</w:t>
             </w:r>
           </w:p>
         </w:tc>
@@ -6728,7 +6946,7 @@
               <w:rPr>
                 <w:sz w:val="18"/>
               </w:rPr>
-              <w:t>FSA weight 30%→20%, Google capped 30%, confidence bands, non-food filter</w:t>
+              <w:t>-8% (TA-only)</w:t>
             </w:r>
           </w:p>
         </w:tc>
@@ -6743,7 +6961,7 @@
               <w:rPr>
                 <w:sz w:val="18"/>
               </w:rPr>
-              <w:t>V3.0</w:t>
+              <w:t>Operational (Tier 4)</w:t>
             </w:r>
           </w:p>
         </w:tc>
@@ -6756,7 +6974,7 @@
               <w:rPr>
                 <w:sz w:val="18"/>
               </w:rPr>
-              <w:t>Mar 2026</w:t>
+              <w:t>15%</w:t>
             </w:r>
           </w:p>
         </w:tc>
@@ -6769,7 +6987,7 @@
               <w:rPr>
                 <w:sz w:val="18"/>
               </w:rPr>
-              <w:t>40 signals, 8 tiers, aspect NLP, GBP completeness, TA recency, Companies House, Apify</w:t>
+              <w:t>—</w:t>
             </w:r>
           </w:p>
         </w:tc>
@@ -6784,6 +7002,413 @@
               <w:rPr>
                 <w:sz w:val="18"/>
               </w:rPr>
+              <w:t>Menu &amp; Offering (Tier 5)</w:t>
+            </w:r>
+          </w:p>
+        </w:tc>
+        <w:tc>
+          <w:tcPr>
+            <w:tcW w:type="dxa" w:w="2880"/>
+          </w:tcPr>
+          <w:p>
+            <w:r>
+              <w:rPr>
+                <w:sz w:val="18"/>
+              </w:rPr>
+              <w:t>10%</w:t>
+            </w:r>
+          </w:p>
+        </w:tc>
+        <w:tc>
+          <w:tcPr>
+            <w:tcW w:type="dxa" w:w="2880"/>
+          </w:tcPr>
+          <w:p>
+            <w:r>
+              <w:rPr>
+                <w:sz w:val="18"/>
+              </w:rPr>
+              <w:t>—</w:t>
+            </w:r>
+          </w:p>
+        </w:tc>
+      </w:tr>
+      <w:tr>
+        <w:tc>
+          <w:tcPr>
+            <w:tcW w:type="dxa" w:w="2880"/>
+          </w:tcPr>
+          <w:p>
+            <w:r>
+              <w:rPr>
+                <w:sz w:val="18"/>
+              </w:rPr>
+              <w:t>Reputation (Tier 6)</w:t>
+            </w:r>
+          </w:p>
+        </w:tc>
+        <w:tc>
+          <w:tcPr>
+            <w:tcW w:type="dxa" w:w="2880"/>
+          </w:tcPr>
+          <w:p>
+            <w:r>
+              <w:rPr>
+                <w:sz w:val="18"/>
+              </w:rPr>
+              <w:t>8%</w:t>
+            </w:r>
+          </w:p>
+        </w:tc>
+        <w:tc>
+          <w:tcPr>
+            <w:tcW w:type="dxa" w:w="2880"/>
+          </w:tcPr>
+          <w:p>
+            <w:r>
+              <w:rPr>
+                <w:sz w:val="18"/>
+              </w:rPr>
+              <w:t>+3%</w:t>
+            </w:r>
+          </w:p>
+        </w:tc>
+      </w:tr>
+      <w:tr>
+        <w:tc>
+          <w:tcPr>
+            <w:tcW w:type="dxa" w:w="2880"/>
+          </w:tcPr>
+          <w:p>
+            <w:r>
+              <w:rPr>
+                <w:sz w:val="18"/>
+              </w:rPr>
+              <w:t>Community (Tier 7)</w:t>
+            </w:r>
+          </w:p>
+        </w:tc>
+        <w:tc>
+          <w:tcPr>
+            <w:tcW w:type="dxa" w:w="2880"/>
+          </w:tcPr>
+          <w:p>
+            <w:r>
+              <w:rPr>
+                <w:sz w:val="18"/>
+              </w:rPr>
+              <w:t>—</w:t>
+            </w:r>
+          </w:p>
+        </w:tc>
+        <w:tc>
+          <w:tcPr>
+            <w:tcW w:type="dxa" w:w="2880"/>
+          </w:tcPr>
+          <w:p>
+            <w:r>
+              <w:rPr>
+                <w:sz w:val="18"/>
+              </w:rPr>
+              <w:t>REMOVED</w:t>
+            </w:r>
+          </w:p>
+        </w:tc>
+      </w:tr>
+    </w:tbl>
+    <w:p/>
+    <w:p>
+      <w:pPr>
+        <w:pStyle w:val="Heading2"/>
+      </w:pPr>
+      <w:r>
+        <w:t>Impact on Stratford trial</w:t>
+      </w:r>
+    </w:p>
+    <w:p>
+      <w:pPr>
+        <w:pStyle w:val="ListBullet"/>
+      </w:pPr>
+      <w:r>
+        <w:t xml:space="preserve">Excellent: 42.6% → </w:t>
+      </w:r>
+      <w:r>
+        <w:rPr>
+          <w:b/>
+        </w:rPr>
+        <w:t>15.7%</w:t>
+      </w:r>
+      <w:r>
+        <w:t xml:space="preserve"> (honest without community tier inflation)</w:t>
+      </w:r>
+    </w:p>
+    <w:p>
+      <w:pPr>
+        <w:pStyle w:val="ListBullet"/>
+      </w:pPr>
+      <w:r>
+        <w:t xml:space="preserve">Good: 42.9% → </w:t>
+      </w:r>
+      <w:r>
+        <w:rPr>
+          <w:b/>
+        </w:rPr>
+        <w:t>71.6%</w:t>
+      </w:r>
+      <w:r>
+        <w:t xml:space="preserve"> (majority band, as expected with partial data)</w:t>
+      </w:r>
+    </w:p>
+    <w:p>
+      <w:pPr>
+        <w:pStyle w:val="ListBullet"/>
+      </w:pPr>
+      <w:r>
+        <w:t>Score range: 2.000 – 8.932</w:t>
+      </w:r>
+    </w:p>
+    <w:p>
+      <w:r>
+        <w:t>____________________________________________________________</w:t>
+      </w:r>
+    </w:p>
+    <w:p>
+      <w:pPr>
+        <w:pStyle w:val="Heading1"/>
+      </w:pPr>
+      <w:r>
+        <w:t>13. Version History</w:t>
+      </w:r>
+    </w:p>
+    <w:tbl>
+      <w:tblPr>
+        <w:tblStyle w:val="LightGrid-Accent1"/>
+        <w:tblW w:type="auto" w:w="0"/>
+        <w:tblLook w:firstColumn="1" w:firstRow="1" w:lastColumn="0" w:lastRow="0" w:noHBand="0" w:noVBand="1" w:val="04A0"/>
+      </w:tblPr>
+      <w:tblGrid>
+        <w:gridCol w:w="2880"/>
+        <w:gridCol w:w="2880"/>
+        <w:gridCol w:w="2880"/>
+      </w:tblGrid>
+      <w:tr>
+        <w:tc>
+          <w:tcPr>
+            <w:tcW w:type="dxa" w:w="2880"/>
+          </w:tcPr>
+          <w:p>
+            <w:r>
+              <w:rPr>
+                <w:b/>
+                <w:sz w:val="18"/>
+              </w:rPr>
+              <w:t>Version</w:t>
+            </w:r>
+          </w:p>
+        </w:tc>
+        <w:tc>
+          <w:tcPr>
+            <w:tcW w:type="dxa" w:w="2880"/>
+          </w:tcPr>
+          <w:p>
+            <w:r>
+              <w:rPr>
+                <w:b/>
+                <w:sz w:val="18"/>
+              </w:rPr>
+              <w:t>Date</w:t>
+            </w:r>
+          </w:p>
+        </w:tc>
+        <w:tc>
+          <w:tcPr>
+            <w:tcW w:type="dxa" w:w="2880"/>
+          </w:tcPr>
+          <w:p>
+            <w:r>
+              <w:rPr>
+                <w:b/>
+                <w:sz w:val="18"/>
+              </w:rPr>
+              <w:t>Changes</w:t>
+            </w:r>
+          </w:p>
+        </w:tc>
+      </w:tr>
+      <w:tr>
+        <w:tc>
+          <w:tcPr>
+            <w:tcW w:type="dxa" w:w="2880"/>
+          </w:tcPr>
+          <w:p>
+            <w:r>
+              <w:rPr>
+                <w:sz w:val="18"/>
+              </w:rPr>
+              <w:t>V1.0</w:t>
+            </w:r>
+          </w:p>
+        </w:tc>
+        <w:tc>
+          <w:tcPr>
+            <w:tcW w:type="dxa" w:w="2880"/>
+          </w:tcPr>
+          <w:p>
+            <w:r>
+              <w:rPr>
+                <w:sz w:val="18"/>
+              </w:rPr>
+              <w:t>Feb 2026</w:t>
+            </w:r>
+          </w:p>
+        </w:tc>
+        <w:tc>
+          <w:tcPr>
+            <w:tcW w:type="dxa" w:w="2880"/>
+          </w:tcPr>
+          <w:p>
+            <w:r>
+              <w:rPr>
+                <w:sz w:val="18"/>
+              </w:rPr>
+              <w:t>Initial 5-source scoring engine</w:t>
+            </w:r>
+          </w:p>
+        </w:tc>
+      </w:tr>
+      <w:tr>
+        <w:tc>
+          <w:tcPr>
+            <w:tcW w:type="dxa" w:w="2880"/>
+          </w:tcPr>
+          <w:p>
+            <w:r>
+              <w:rPr>
+                <w:sz w:val="18"/>
+              </w:rPr>
+              <w:t>V2.0</w:t>
+            </w:r>
+          </w:p>
+        </w:tc>
+        <w:tc>
+          <w:tcPr>
+            <w:tcW w:type="dxa" w:w="2880"/>
+          </w:tcPr>
+          <w:p>
+            <w:r>
+              <w:rPr>
+                <w:sz w:val="18"/>
+              </w:rPr>
+              <w:t>Mar 2026</w:t>
+            </w:r>
+          </w:p>
+        </w:tc>
+        <w:tc>
+          <w:tcPr>
+            <w:tcW w:type="dxa" w:w="2880"/>
+          </w:tcPr>
+          <w:p>
+            <w:r>
+              <w:rPr>
+                <w:sz w:val="18"/>
+              </w:rPr>
+              <w:t>35 signals, 7 tiers, 0-10 scale, unique rankings</w:t>
+            </w:r>
+          </w:p>
+        </w:tc>
+      </w:tr>
+      <w:tr>
+        <w:tc>
+          <w:tcPr>
+            <w:tcW w:type="dxa" w:w="2880"/>
+          </w:tcPr>
+          <w:p>
+            <w:r>
+              <w:rPr>
+                <w:sz w:val="18"/>
+              </w:rPr>
+              <w:t>V2.1</w:t>
+            </w:r>
+          </w:p>
+        </w:tc>
+        <w:tc>
+          <w:tcPr>
+            <w:tcW w:type="dxa" w:w="2880"/>
+          </w:tcPr>
+          <w:p>
+            <w:r>
+              <w:rPr>
+                <w:sz w:val="18"/>
+              </w:rPr>
+              <w:t>Mar 2026</w:t>
+            </w:r>
+          </w:p>
+        </w:tc>
+        <w:tc>
+          <w:tcPr>
+            <w:tcW w:type="dxa" w:w="2880"/>
+          </w:tcPr>
+          <w:p>
+            <w:r>
+              <w:rPr>
+                <w:sz w:val="18"/>
+              </w:rPr>
+              <w:t>FSA 30%→20%, Google capped 30%, confidence bands</w:t>
+            </w:r>
+          </w:p>
+        </w:tc>
+      </w:tr>
+      <w:tr>
+        <w:tc>
+          <w:tcPr>
+            <w:tcW w:type="dxa" w:w="2880"/>
+          </w:tcPr>
+          <w:p>
+            <w:r>
+              <w:rPr>
+                <w:sz w:val="18"/>
+              </w:rPr>
+              <w:t>V3.0</w:t>
+            </w:r>
+          </w:p>
+        </w:tc>
+        <w:tc>
+          <w:tcPr>
+            <w:tcW w:type="dxa" w:w="2880"/>
+          </w:tcPr>
+          <w:p>
+            <w:r>
+              <w:rPr>
+                <w:sz w:val="18"/>
+              </w:rPr>
+              <w:t>Mar 2026</w:t>
+            </w:r>
+          </w:p>
+        </w:tc>
+        <w:tc>
+          <w:tcPr>
+            <w:tcW w:type="dxa" w:w="2880"/>
+          </w:tcPr>
+          <w:p>
+            <w:r>
+              <w:rPr>
+                <w:sz w:val="18"/>
+              </w:rPr>
+              <w:t>40 signals, 8 tiers, aspect NLP, GBP, TA recency, Companies House</w:t>
+            </w:r>
+          </w:p>
+        </w:tc>
+      </w:tr>
+      <w:tr>
+        <w:tc>
+          <w:tcPr>
+            <w:tcW w:type="dxa" w:w="2880"/>
+          </w:tcPr>
+          <w:p>
+            <w:r>
+              <w:rPr>
+                <w:sz w:val="18"/>
+              </w:rPr>
               <w:t>V3.1</w:t>
             </w:r>
           </w:p>
@@ -6810,7 +7435,48 @@
               <w:rPr>
                 <w:sz w:val="18"/>
               </w:rPr>
-              <w:t>Coverage bonus/penalty, signal provenance weighting (inferred 70%), Google cross-tier 45% cap, FSA reconciliation, classification confidence, band calibration curve</w:t>
+              <w:t>Coverage bonus/penalty, provenance weighting, cross-tier 45% cap, band calibration</w:t>
+            </w:r>
+          </w:p>
+        </w:tc>
+      </w:tr>
+      <w:tr>
+        <w:tc>
+          <w:tcPr>
+            <w:tcW w:type="dxa" w:w="2880"/>
+          </w:tcPr>
+          <w:p>
+            <w:r>
+              <w:rPr>
+                <w:sz w:val="18"/>
+              </w:rPr>
+              <w:t>V3.2</w:t>
+            </w:r>
+          </w:p>
+        </w:tc>
+        <w:tc>
+          <w:tcPr>
+            <w:tcW w:type="dxa" w:w="2880"/>
+          </w:tcPr>
+          <w:p>
+            <w:r>
+              <w:rPr>
+                <w:sz w:val="18"/>
+              </w:rPr>
+              <w:t>Mar 2026</w:t>
+            </w:r>
+          </w:p>
+        </w:tc>
+        <w:tc>
+          <w:tcPr>
+            <w:tcW w:type="dxa" w:w="2880"/>
+          </w:tcPr>
+          <w:p>
+            <w:r>
+              <w:rPr>
+                <w:sz w:val="18"/>
+              </w:rPr>
+              <w:t>**Corrective**: remove Tier 7, SCP, inferred discount, band calibration, upward bonus. Tier 3 TripAdvisor-only. Tier 6 reweighted. Explicit audit trail. Raw scores (ties allowed).</w:t>
             </w:r>
           </w:p>
         </w:tc>
